--- a/导出_Word/LOC-F010.docx
+++ b/导出_Word/LOC-F010.docx
@@ -279,6 +279,184 @@
       </w:r>
     </w:p>
     <w:p>
+      <w:pPr>
+        <w:pStyle w:val="Heading3"/>
+      </w:pPr>
+      <w:r>
+        <w:t>0.6 · 你的工作区（确定的，不要自己找）</w:t>
+      </w:r>
+    </w:p>
+    <w:tbl>
+      <w:tblPr>
+        <w:tblStyle w:val="TableGrid"/>
+        <w:tblW w:type="auto" w:w="0"/>
+        <w:tblLook w:firstColumn="1" w:firstRow="1" w:lastColumn="0" w:lastRow="0" w:noHBand="0" w:noVBand="1" w:val="04A0"/>
+      </w:tblPr>
+      <w:tblGrid>
+        <w:gridCol w:w="4320"/>
+        <w:gridCol w:w="4320"/>
+      </w:tblGrid>
+      <w:tr>
+        <w:tc>
+          <w:tcPr>
+            <w:tcW w:type="dxa" w:w="4320"/>
+          </w:tcPr>
+          <w:p>
+            <w:r>
+              <w:rPr>
+                <w:b/>
+              </w:rPr>
+              <w:t>仓库</w:t>
+            </w:r>
+          </w:p>
+        </w:tc>
+        <w:tc>
+          <w:tcPr>
+            <w:tcW w:type="dxa" w:w="4320"/>
+          </w:tcPr>
+          <w:p>
+            <w:r>
+              <w:rPr>
+                <w:b/>
+              </w:rPr>
+              <w:t>xyhzai/matbox</w:t>
+            </w:r>
+          </w:p>
+        </w:tc>
+      </w:tr>
+      <w:tr>
+        <w:tc>
+          <w:tcPr>
+            <w:tcW w:type="dxa" w:w="4320"/>
+          </w:tcPr>
+          <w:p>
+            <w:r>
+              <w:t>落脚目录</w:t>
+            </w:r>
+          </w:p>
+        </w:tc>
+        <w:tc>
+          <w:tcPr>
+            <w:tcW w:type="dxa" w:w="4320"/>
+          </w:tcPr>
+          <w:p>
+            <w:r>
+              <w:t>backend/modules/localization/ —— 只在这里面改，越界会被 _check_scope.py 逐个文件列出来</w:t>
+            </w:r>
+          </w:p>
+        </w:tc>
+      </w:tr>
+      <w:tr>
+        <w:tc>
+          <w:tcPr>
+            <w:tcW w:type="dxa" w:w="4320"/>
+          </w:tcPr>
+          <w:p>
+            <w:r>
+              <w:t>分支</w:t>
+            </w:r>
+          </w:p>
+        </w:tc>
+        <w:tc>
+          <w:tcPr>
+            <w:tcW w:type="dxa" w:w="4320"/>
+          </w:tcPr>
+          <w:p>
+            <w:r>
+              <w:t>wp/loc-f010，从下面那个基线切</w:t>
+            </w:r>
+          </w:p>
+        </w:tc>
+      </w:tr>
+      <w:tr>
+        <w:tc>
+          <w:tcPr>
+            <w:tcW w:type="dxa" w:w="4320"/>
+          </w:tcPr>
+          <w:p>
+            <w:r>
+              <w:t>并行</w:t>
+            </w:r>
+          </w:p>
+        </w:tc>
+        <w:tc>
+          <w:tcPr>
+            <w:tcW w:type="dxa" w:w="4320"/>
+          </w:tcPr>
+          <w:p>
+            <w:r>
+              <w:t>一个功能一个分支、各自一份克隆，几十个 AI 同时开工互不干扰</w:t>
+            </w:r>
+          </w:p>
+        </w:tc>
+      </w:tr>
+    </w:tbl>
+    <w:p>
+      <w:pPr>
+        <w:pStyle w:val="Heading3"/>
+      </w:pPr>
+      <w:r>
+        <w:t>0.7 · 源码基线（照着核对，不等于就先对齐再动手）</w:t>
+      </w:r>
+    </w:p>
+    <w:p>
+      <w:r>
+        <w:rPr>
+          <w:rFonts w:ascii="Consolas" w:hAnsi="Consolas"/>
+          <w:color w:val="333333"/>
+          <w:sz w:val="17"/>
+        </w:rPr>
+        <w:t>base_commit: 0fb8f1dac5e776b0dea315927eeaef0bb68e23e5</w:t>
+        <w:br/>
+        <w:t>分支：      main</w:t>
+      </w:r>
+    </w:p>
+    <w:p>
+      <w:r>
+        <w:t>clone 之后先跑 git rev-parse HEAD，必须等于上面这个 SHA。</w:t>
+      </w:r>
+    </w:p>
+    <w:p>
+      <w:r>
+        <w:t>不等于说明你不是在这一版上改的，事后没法复现，也没法说清改动是相对什么的。</w:t>
+      </w:r>
+    </w:p>
+    <w:p>
+      <w:pPr>
+        <w:pStyle w:val="Heading3"/>
+      </w:pPr>
+      <w:r>
+        <w:t>0.8 · 测试报告交到哪（判你做完没做完就读这个）</w:t>
+      </w:r>
+    </w:p>
+    <w:p>
+      <w:r>
+        <w:rPr>
+          <w:rFonts w:ascii="Consolas" w:hAnsi="Consolas"/>
+          <w:color w:val="333333"/>
+          <w:sz w:val="17"/>
+        </w:rPr>
+        <w:t>cd backend/modules/localization &amp;&amp; mvn -B verify</w:t>
+        <w:br/>
+        <w:t># 报告产生在：backend/modules/localization/target/surefire-reports/TEST-*.xml</w:t>
+      </w:r>
+    </w:p>
+    <w:p>
+      <w:r>
+        <w:t>判据是 docs/_check_delivery.py --reports &lt;那个目录&gt; --wp LOC-F010：</w:t>
+      </w:r>
+    </w:p>
+    <w:p>
+      <w:r>
+        <w:t>认领的每条编号都要有测试且通过——失败、跳过(skipped)、没有报告，三种都不算通过。</w:t>
+      </w:r>
+    </w:p>
+    <w:p>
+      <w:r>
+        <w:t>整套包登记与代码地图（谁在哪、做到哪一步）在 [code_map.json](../../code_map.json)，机器可读，一次读全。</w:t>
+      </w:r>
+    </w:p>
+    <w:p>
       <w:r>
         <w:t>机器可读的完整边界见 docs/loc_protected_scope.yml，CI 用 _check_scope.py 逐个文件判，越界会被逐条点名。</w:t>
       </w:r>
@@ -519,6 +697,35 @@
       </w:pPr>
       <w:r>
         <w:t>5.2 你要建的表</w:t>
+      </w:r>
+    </w:p>
+    <w:p>
+      <w:pPr>
+        <w:ind w:left="360"/>
+      </w:pPr>
+      <w:r>
+        <w:rPr>
+          <w:i/>
+          <w:color w:val="555555"/>
+        </w:rPr>
+        <w:t>⚠️ 这些表已经在 V1__loc_core_tables.sql 里建好了，不要再写一份重复的迁移——Flyway 会直接失败。这里印出来是给你对照字段用的：契约类必须跟它逐列一致，ContractMatchesSchemaTest 双向比对，多一列少一列都红。</w:t>
+      </w:r>
+    </w:p>
+    <w:p>
+      <w:pPr>
+        <w:ind w:left="360"/>
+      </w:pPr>
+    </w:p>
+    <w:p>
+      <w:pPr>
+        <w:ind w:left="360"/>
+      </w:pPr>
+      <w:r>
+        <w:rPr>
+          <w:i/>
+          <w:color w:val="555555"/>
+        </w:rPr>
+        <w:t>确实要新增就写 V2__… 递增，不许改已发布的 V1（改了校验和对不上，别人的库会 Validate failed）。</w:t>
       </w:r>
     </w:p>
     <w:p>
@@ -2044,6 +2251,40 @@
       </w:r>
     </w:p>
     <w:p>
+      <w:r>
+        <w:t>先装两样（缺一样编不了）：JDK 17、Maven 3.9+（mvn -v 要指向 JDK 17）。</w:t>
+      </w:r>
+    </w:p>
+    <w:p>
+      <w:r>
+        <w:t>再起 PostgreSQL 16：</w:t>
+      </w:r>
+    </w:p>
+    <w:p>
+      <w:r>
+        <w:rPr>
+          <w:rFonts w:ascii="Consolas" w:hAnsi="Consolas"/>
+          <w:color w:val="333333"/>
+          <w:sz w:val="17"/>
+        </w:rPr>
+        <w:t>docker run -d --name matbox-pg -p 5432:5432 \</w:t>
+        <w:br/>
+        <w:t xml:space="preserve">  -e POSTGRES_USER=matbox -e POSTGRES_PASSWORD=matbox \</w:t>
+        <w:br/>
+        <w:t xml:space="preserve">  -e POSTGRES_DB=matbox postgres:16</w:t>
+      </w:r>
+    </w:p>
+    <w:p>
+      <w:r>
+        <w:t>装不了也能干活：只推分支让 CI 跑，.github/workflows/backend-build.yml 起真 postgres:16、跑迁移、跑全部测试。判定以 CI 为准。</w:t>
+      </w:r>
+    </w:p>
+    <w:p>
+      <w:r>
+        <w:t>当前事实：backend/modules/localization/ 骨架已建好、CI 绿；已有 pom、应用入口、3 个契约类、V1 迁移与两个测试。你不是从零开始。</w:t>
+      </w:r>
+    </w:p>
+    <w:p>
       <w:pPr>
         <w:pStyle w:val="Heading2"/>
       </w:pPr>

--- a/导出_Word/LOC-F010.docx
+++ b/导出_Word/LOC-F010.docx
@@ -219,7 +219,7 @@
           <w:color w:val="333333"/>
           <w:sz w:val="17"/>
         </w:rPr>
-        <w:t>git clone https://github.com/xyhzai/matbox.git</w:t>
+        <w:t>git clone https://github.com/felixapex/matbox.git</w:t>
         <w:br/>
         <w:t>cd matbox</w:t>
         <w:br/>
@@ -319,7 +319,7 @@
               <w:rPr>
                 <w:b/>
               </w:rPr>
-              <w:t>xyhzai/matbox</w:t>
+              <w:t>felixapex/matbox</w:t>
             </w:r>
           </w:p>
         </w:tc>
@@ -406,7 +406,7 @@
           <w:color w:val="333333"/>
           <w:sz w:val="17"/>
         </w:rPr>
-        <w:t>base_commit: 0fb8f1dac5e776b0dea315927eeaef0bb68e23e5</w:t>
+        <w:t>base_commit: 116a9ca25242bebd384298c273ccd65e6a916423</w:t>
         <w:br/>
         <w:t>分支：      main</w:t>
       </w:r>

--- a/导出_Word/LOC-F010.docx
+++ b/导出_Word/LOC-F010.docx
@@ -406,7 +406,7 @@
           <w:color w:val="333333"/>
           <w:sz w:val="17"/>
         </w:rPr>
-        <w:t>base_commit: 116a9ca25242bebd384298c273ccd65e6a916423</w:t>
+        <w:t>base_commit: 2d280073b1da99dbb18a929b438563ab97c53a39</w:t>
         <w:br/>
         <w:t>分支：      main</w:t>
       </w:r>
